--- a/Getaran-Mekanik/Modul-Word/Modul-14-Condition-Monitoring-dan-Diagnosis-Kerusakan-Mesin-Industri.docx
+++ b/Getaran-Mekanik/Modul-Word/Modul-14-Condition-Monitoring-dan-Diagnosis-Kerusakan-Mesin-Industri.docx
@@ -11469,9 +11469,11 @@
     <w:sectPr>
       <w:headerReference w:type="default" r:id="rId15"/>
       <w:footerReference w:type="default" r:id="rId16"/>
+      <w:footerReference w:type="first" r:id="rId29"/>
       <w:pgSz w:w="11906" w:h="16838" w:code="9"/>
       <w:pgMar w:top="1701" w:right="1418" w:bottom="1418" w:left="1701" w:header="709" w:footer="709" w:gutter="0"/>
       <w:cols w:space="708"/>
+      <w:titlePg/>
       <w:docGrid w:linePitch="360"/>
     </w:sectPr>
   </w:body>
@@ -12026,6 +12028,16 @@
         </mc:Fallback>
       </mc:AlternateContent>
     </w:r>
+  </w:p>
+</w:ftr>
+</file>
+
+<file path=word/footer2.xml><?xml version="1.0" encoding="utf-8"?>
+<w:ftr xmlns:m="http://schemas.openxmlformats.org/officeDocument/2006/math" xmlns:mc="http://schemas.openxmlformats.org/markup-compatibility/2006" xmlns:mo="http://schemas.microsoft.com/office/mac/office/2008/main" xmlns:mv="urn:schemas-microsoft-com:mac:vml" xmlns:o="urn:schemas-microsoft-com:office:office" xmlns:r="http://schemas.openxmlformats.org/officeDocument/2006/relationships" xmlns:v="urn:schemas-microsoft-com:vml" xmlns:w10="urn:schemas-microsoft-com:office:word" xmlns:w14="http://schemas.microsoft.com/office/word/2010/wordml" xmlns:w="http://schemas.openxmlformats.org/wordprocessingml/2006/main" xmlns:wne="http://schemas.microsoft.com/office/word/2006/wordml" xmlns:wp14="http://schemas.microsoft.com/office/word/2010/wordprocessingDrawing" xmlns:wp="http://schemas.openxmlformats.org/drawingml/2006/wordprocessingDrawing" xmlns:wpc="http://schemas.microsoft.com/office/word/2010/wordprocessingCanvas" xmlns:wpg="http://schemas.microsoft.com/office/word/2010/wordprocessingGroup" xmlns:wpi="http://schemas.microsoft.com/office/word/2010/wordprocessingInk" xmlns:wps="http://schemas.microsoft.com/office/word/2010/wordprocessingShape" mc:Ignorable="w14 wp14">
+  <w:p>
+    <w:pPr>
+      <w:pStyle w:val="Footer"/>
+    </w:pPr>
   </w:p>
 </w:ftr>
 </file>

--- a/Getaran-Mekanik/Modul-Word/Modul-14-Condition-Monitoring-dan-Diagnosis-Kerusakan-Mesin-Industri.docx
+++ b/Getaran-Mekanik/Modul-Word/Modul-14-Condition-Monitoring-dan-Diagnosis-Kerusakan-Mesin-Industri.docx
@@ -8104,7 +8104,7 @@
           <w:i w:val="0"/>
           <w:sz w:val="22"/>
         </w:rPr>
-        <w:t>Gambar 8 menunjukkan cuplikan Cell 4 yang mengimplementasikan estimasi RUL via regresi linear dan ekstrapolasi ke threshold kritis, pola inti yang menghasilkan Gambar 7 pada bagian sebelumnya.</w:t>
+        <w:t xml:space="preserve">Gambar 8 menunjukkan potongan Cell 4 yang mengimplementasikan estimasi RUL via regresi linear dan ekstrapolasi ke threshold kritis, pola inti yang menghasilkan Gambar 7 pada bagian sebelumnya.</w:t>
       </w:r>
     </w:p>
     <w:p>
@@ -8185,7 +8185,7 @@
           <w:color w:val="444444"/>
           <w:sz w:val="20"/>
         </w:rPr>
-        <w:t>Gambar 8. Cuplikan Cell 4: regresi linear 14 hari terakhir dan ekstrapolasi RUL ke threshold kritis Zone D dengan np.polyfit.</w:t>
+        <w:t xml:space="preserve">Gambar 8. Potongan Cell 4: regresi linear 14 hari terakhir dan ekstrapolasi RUL ke threshold kritis Zone D dengan np.polyfit.</w:t>
       </w:r>
     </w:p>
     <w:p>
@@ -8271,7 +8271,7 @@
           <w:i w:val="0"/>
           <w:sz w:val="22"/>
         </w:rPr>
-        <w:t>Bagian A menguji pemahaman konseptual atas seluruh materi Pertemuan 15 (strategi maintenance, kurva P-F, sensor, decision tree diagnosis, dan RUL) dan dapat dikerjakan langsung dari isi modul tanpa perlu menjalankan kode. Bagian B dan C menuntut implementasi Python aktual di Jupyter Notebook memakai dataset referensi yang disediakan pada Bagian B; jawaban komputasi wajib menyertakan cuplikan kode yang benar-benar dijalankan (bukan hasil hitung manual atau tebakan), karena verifikasi jawaban pada Bagian C khususnya membutuhkan jejak logika algoritma yang ditulis mahasiswa sendiri, bukan hanya angka akhir.</w:t>
+        <w:t xml:space="preserve">Bagian A menguji pemahaman konseptual atas seluruh materi Pertemuan 15 (strategi maintenance, kurva P-F, sensor, decision tree diagnosis, dan RUL) dan dapat dikerjakan langsung dari isi modul tanpa perlu menjalankan kode. Bagian B dan C menuntut implementasi Python aktual di Jupyter Notebook memakai dataset referensi yang disediakan pada Bagian B; jawaban komputasi wajib menyertakan potongan kode yang benar-benar dijalankan (bukan hasil hitung manual atau tebakan), karena verifikasi jawaban pada Bagian C khususnya membutuhkan jejak logika algoritma yang ditulis mahasiswa sendiri, bukan hanya angka akhir.</w:t>
       </w:r>
     </w:p>
     <w:p>

--- a/Getaran-Mekanik/Modul-Word/Modul-14-Condition-Monitoring-dan-Diagnosis-Kerusakan-Mesin-Industri.docx
+++ b/Getaran-Mekanik/Modul-Word/Modul-14-Condition-Monitoring-dan-Diagnosis-Kerusakan-Mesin-Industri.docx
@@ -1379,7 +1379,7 @@
                                 <w:szCs w:val="20"/>
                                 <w:lang w:val="en-US"/>
                               </w:rPr>
-                              <w:t>myclass.mercubuana.ac.id</w:t>
+                              <w:t xml:space="preserve">myclass.mercubuana.ac·id</w:t>
                             </w:r>
                           </w:p>
                         </w:txbxContent>
@@ -1426,7 +1426,7 @@
                           <w:szCs w:val="20"/>
                           <w:lang w:val="en-US"/>
                         </w:rPr>
-                        <w:t>myclass.mercubuana.ac.id</w:t>
+                        <w:t xml:space="preserve">myclass.mercubuana.ac·id</w:t>
                       </w:r>
                     </w:p>
                   </w:txbxContent>
@@ -2512,7 +2512,7 @@
                                 <w:sz w:val="20"/>
                                 <w:szCs w:val="20"/>
                               </w:rPr>
-                              <w:t>www.mercubuana.ac.id</w:t>
+                              <w:t xml:space="preserve">www.mercubuana.ac·id</w:t>
                             </w:r>
                           </w:p>
                         </w:txbxContent>
@@ -2558,7 +2558,7 @@
                           <w:sz w:val="20"/>
                           <w:szCs w:val="20"/>
                         </w:rPr>
-                        <w:t>www.mercubuana.ac.id</w:t>
+                        <w:t xml:space="preserve">www.mercubuana.ac·id</w:t>
                       </w:r>
                     </w:p>
                   </w:txbxContent>
@@ -4628,6 +4628,15 @@
         </w:rPr>
         <w:t>Mounting method juga krusial: frequency response naik seiring kualitas mounting, dari hand-held (&lt;1 kHz, poor) ke magnetic (&lt;2 kHz, decent) ke adhesive (&lt;5 kHz, good) sampai stud mount (&lt;10 kHz atau lebih, excellent, standar pabrik). Untuk aplikasi yang butuh deteksi frekuensi tinggi seperti envelope analysis bearing (kisaran 3-7 kHz sebagaimana dipelajari di Pertemuan 14), stud mount adalah satu-satunya pilihan yang reliable. Setelah sinyal analog ditangkap sensor, pipeline DAQ klasik adalah Sensor menuju Signal Conditioning menuju Anti-Aliasing Filter (AAF, cutoff sekitar fs/2,5) menuju ADC (industrial: 24-bit, dynamic range 140 dB) menuju Edge/Cloud Processing menuju Database menuju Dashboard.</w:t>
       </w:r>
+      <w:r>
+        <w:rPr>
+          <w:rFonts w:ascii="Arial" w:hAnsi="Arial" w:cs="Arial"/>
+          <w:b w:val="0"/>
+          <w:i w:val="0"/>
+          <w:sz w:val="22"/>
+        </w:rPr>
+        <w:t xml:space="preserve"> Hubungan ini dirangkum dalam Persamaan (1).</w:t>
+      </w:r>
     </w:p>
     <w:p>
       <w:pPr>
@@ -4643,6 +4652,16 @@
           <w:sz w:val="22"/>
         </w:rPr>
         <w:t>AAF cutoff ≈ fs / 2,5</w:t>
+      </w:r>
+      <w:r>
+        <w:rPr>
+          <w:rFonts w:ascii="Arial" w:hAnsi="Arial" w:cs="Arial"/>
+          <w:b/>
+          <w:i/>
+          <w:color w:val="305496"/>
+          <w:sz w:val="22"/>
+        </w:rPr>
+        <w:t xml:space="preserve">   (1)</w:t>
       </w:r>
     </w:p>
     <w:p>
@@ -6567,7 +6586,35 @@
           <w:i w:val="0"/>
           <w:sz w:val="22"/>
         </w:rPr>
-        <w:t>Sebagai ilustrasi numerik penerapan Tabel 4, sebuah motor induksi 4-kutub yang berputar pada 1480 rpm (f_shaft = 24,67 Hz, sedikit di bawah kecepatan sinkron 1500 rpm akibat slip) menunjukkan puncak dominan pada 24,7 Hz dengan amplitudo 4,2 mm/s, jauh melampaui Zone C/D pada threshold ISO 10816, sementara puncak di 49,3 Hz (2x rpm) hanya tercatat 0,3 mm/s dan harmonik 3x ke atas nyaris tidak terlihat di atas noise floor. Signature spektrum semacam ini langsung mengarah pada diagnosis unbalance murni sesuai baris pertama Tabel 4, bukan misalignment maupun looseness, karena dominasi 1x rpm yang sangat tegas tanpa kontribusi signifikan dari harmonik lain. Tim maintenance kemudian melakukan pengukuran fase dan mengonfirmasi beda fase radial mendekati 90° antara arah horizontal dan vertikal, memperkuat diagnosis awal sebelum akhirnya dilakukan dynamic balancing di lapangan tanpa perlu membongkar motor dari dudukannya.</w:t>
+        <w:t xml:space="preserve">Sebagai ilustrasi numerik penerapan Tabel 4, sebuah motor induksi 4-kutub yang berputar pada 1480 rpm (</w:t>
+      </w:r>
+      <w:r>
+        <w:rPr>
+          <w:rFonts w:ascii="Arial" w:hAnsi="Arial" w:cs="Arial"/>
+          <w:b w:val="0"/>
+          <w:i w:val="0"/>
+          <w:sz w:val="22"/>
+        </w:rPr>
+        <w:t xml:space="preserve">f</w:t>
+      </w:r>
+      <w:r>
+        <w:rPr>
+          <w:rFonts w:ascii="Arial" w:hAnsi="Arial" w:cs="Arial"/>
+          <w:b w:val="0"/>
+          <w:i w:val="0"/>
+          <w:sz w:val="22"/>
+          <w:vertAlign w:val="subscript"/>
+        </w:rPr>
+        <w:t xml:space="preserve">shaft</w:t>
+      </w:r>
+      <w:r>
+        <w:rPr>
+          <w:rFonts w:ascii="Arial" w:hAnsi="Arial" w:cs="Arial"/>
+          <w:b w:val="0"/>
+          <w:i w:val="0"/>
+          <w:sz w:val="22"/>
+        </w:rPr>
+        <w:t xml:space="preserve"> = 24,67 Hz, sedikit di bawah kecepatan sinkron 1500 rpm akibat slip) menunjukkan puncak dominan pada 24,7 Hz dengan amplitudo 4,2 mm/s, jauh melampaui Zone C/D pada threshold ISO 10816, sementara puncak di 49,3 Hz (2x rpm) hanya tercatat 0,3 mm/s dan harmonik 3x ke atas nyaris tidak terlihat di atas noise floor. Signature spektrum semacam ini langsung mengarah pada diagnosis unbalance murni sesuai baris pertama Tabel 4, bukan misalignment maupun looseness, karena dominasi 1x rpm yang sangat tegas tanpa kontribusi signifikan dari harmonik lain. Tim maintenance kemudian melakukan pengukuran fase dan mengonfirmasi beda fase radial mendekati 90° antara arah horizontal dan vertikal, memperkuat diagnosis awal sebelum akhirnya dilakukan dynamic balancing di lapangan tanpa perlu membongkar motor dari dudukannya.</w:t>
       </w:r>
     </w:p>
     <w:p>
@@ -6711,7 +6758,38 @@
           <w:color w:val="305496"/>
           <w:sz w:val="22"/>
         </w:rPr>
-        <w:t>RUL(t) = T_failure − t</w:t>
+        <w:t xml:space="preserve">RUL(t) = </w:t>
+      </w:r>
+      <w:r>
+        <w:rPr>
+          <w:rFonts w:ascii="Arial" w:hAnsi="Arial" w:cs="Arial"/>
+          <w:b/>
+          <w:i/>
+          <w:color w:val="305496"/>
+          <w:sz w:val="22"/>
+        </w:rPr>
+        <w:t xml:space="preserve">T</w:t>
+      </w:r>
+      <w:r>
+        <w:rPr>
+          <w:rFonts w:ascii="Arial" w:hAnsi="Arial" w:cs="Arial"/>
+          <w:b/>
+          <w:i/>
+          <w:color w:val="305496"/>
+          <w:sz w:val="22"/>
+          <w:vertAlign w:val="subscript"/>
+        </w:rPr>
+        <w:t xml:space="preserve">failure</w:t>
+      </w:r>
+      <w:r>
+        <w:rPr>
+          <w:rFonts w:ascii="Arial" w:hAnsi="Arial" w:cs="Arial"/>
+          <w:b/>
+          <w:i/>
+          <w:color w:val="305496"/>
+          <w:sz w:val="22"/>
+        </w:rPr>
+        <w:t xml:space="preserve"> − t</w:t>
       </w:r>
     </w:p>
     <w:p>
@@ -7331,6 +7409,15 @@
         </w:rPr>
         <w:t>Model-based RUL untuk fatigue crack pada komponen logam sering memakai hukum Paris-Erdogan, yang menghubungkan laju pertumbuhan retak per siklus (da/dN) dengan rentang faktor intensitas tegangan (ΔK) melalui konstanta material C dan eksponen m.</w:t>
       </w:r>
+      <w:r>
+        <w:rPr>
+          <w:rFonts w:ascii="Arial" w:hAnsi="Arial" w:cs="Arial"/>
+          <w:b w:val="0"/>
+          <w:i w:val="0"/>
+          <w:sz w:val="22"/>
+        </w:rPr>
+        <w:t xml:space="preserve"> Bentuk ringkasnya dituliskan pada Persamaan (2).</w:t>
+      </w:r>
     </w:p>
     <w:p>
       <w:pPr>
@@ -7345,7 +7432,28 @@
           <w:color w:val="305496"/>
           <w:sz w:val="22"/>
         </w:rPr>
-        <w:t>da/dN = C · (ΔK)^m</w:t>
+        <w:t xml:space="preserve">da/dN = C · (ΔK)</w:t>
+      </w:r>
+      <w:r>
+        <w:rPr>
+          <w:rFonts w:ascii="Arial" w:hAnsi="Arial" w:cs="Arial"/>
+          <w:b/>
+          <w:i/>
+          <w:color w:val="305496"/>
+          <w:sz w:val="22"/>
+          <w:vertAlign w:val="superscript"/>
+        </w:rPr>
+        <w:t xml:space="preserve">m</w:t>
+      </w:r>
+      <w:r>
+        <w:rPr>
+          <w:rFonts w:ascii="Arial" w:hAnsi="Arial" w:cs="Arial"/>
+          <w:b/>
+          <w:i/>
+          <w:color w:val="305496"/>
+          <w:sz w:val="22"/>
+        </w:rPr>
+        <w:t xml:space="preserve">   (2)</w:t>
       </w:r>
     </w:p>
     <w:p>
@@ -7748,7 +7856,7 @@
           <w:i w:val="0"/>
           <w:sz w:val="22"/>
         </w:rPr>
-        <w:t>Implementasi CM di lapangan bergantung pada skala fleet dan tingkat kekritisan mesin. Empat arsitektur DAQ umum dipakai industri: wired distributed (NI cDAQ dengan modul, ethernet ke server, reliable namun mahal untuk fleet besar), wireless sensor network/WSN (MEMS dan radio LoRa/ZigBee, murah dan mudah deploy namun bandwidth terbatas 1-10 kSps), industrial IoT/IIoT (IEPE dengan edge compute seperti NVIDIA Jetson atau Raspberry Pi, protokol MQTT/AMQP ke cloud, cocok untuk fleet monitoring skala besar), dan permanent online monitoring (hanya untuk mesin kritis seperti turbine generator, investasi 50.000 sampai 200.000 dolar AS per mesin, dijustifikasi untuk aset di atas 1 juta dolar AS).</w:t>
+        <w:t xml:space="preserve">Implementasi CM di lapangan bergantung pada skala fleet dan tingkat kekritisan mesin. Empat arsitektur DAQ umum dipakai industri: wired distributed (NI cDAQ dengan modul, ethernet ke server, reliable namun mahal untuk fleet besar), wireless sensor network/WSN (MEMS dan radio LoRa/ZigBee, murah dan mudah deploy namun bandwidth terbatas 1-10 kSps), industrial IoT/IIoT (IEPE dengan edge compute seperti NVIDIA Jetson atau Raspberry Π, protokol MQTT/AMQP ke cloud, cocok untuk fleet monitoring skala besar), dan permanent online monitoring (hanya untuk mesin kritis seperti turbine generator, investasi 50.000 sampai 200.000 dolar AS per mesin, dijustifikasi untuk aset di atas 1 juta dolar AS).</w:t>
       </w:r>
     </w:p>
     <w:p>
@@ -7990,7 +8098,63 @@
           <w:i w:val="0"/>
           <w:sz w:val="22"/>
         </w:rPr>
-        <w:t>mensimulasikan 56 hari (8 minggu) data pengukuran harian bearing dengan fs=25.600 Hz, terdiri atas background machinery vibration (komponen 1x dan 2x f_shaft=30 Hz plus noise) dan impulse train fault bearing pada f_BPFO=100 Hz dengan intensitas defect yang tumbuh linear dari 0,1 sampai 4,0 lalu terakselerasi eksponensial pada 2 minggu terakhir, meniru progresi Stage 1 menuju Stage 3.</w:t>
+        <w:t xml:space="preserve">mensimulasikan 56 hari (8 minggu) data pengukuran harian bearing dengan fs=25.600 Hz, terdiri atas background machinery vibration (komponen 1x dan 2x </w:t>
+      </w:r>
+      <w:r>
+        <w:rPr>
+          <w:rFonts w:ascii="Arial" w:hAnsi="Arial" w:cs="Arial"/>
+          <w:b w:val="0"/>
+          <w:i w:val="0"/>
+          <w:sz w:val="22"/>
+        </w:rPr>
+        <w:t xml:space="preserve">f</w:t>
+      </w:r>
+      <w:r>
+        <w:rPr>
+          <w:rFonts w:ascii="Arial" w:hAnsi="Arial" w:cs="Arial"/>
+          <w:b w:val="0"/>
+          <w:i w:val="0"/>
+          <w:sz w:val="22"/>
+          <w:vertAlign w:val="subscript"/>
+        </w:rPr>
+        <w:t xml:space="preserve">shaft</w:t>
+      </w:r>
+      <w:r>
+        <w:rPr>
+          <w:rFonts w:ascii="Arial" w:hAnsi="Arial" w:cs="Arial"/>
+          <w:b w:val="0"/>
+          <w:i w:val="0"/>
+          <w:sz w:val="22"/>
+        </w:rPr>
+        <w:t xml:space="preserve">=30 Hz plus noise) dan impulse train fault bearing pada </w:t>
+      </w:r>
+      <w:r>
+        <w:rPr>
+          <w:rFonts w:ascii="Arial" w:hAnsi="Arial" w:cs="Arial"/>
+          <w:b w:val="0"/>
+          <w:i w:val="0"/>
+          <w:sz w:val="22"/>
+        </w:rPr>
+        <w:t xml:space="preserve">f</w:t>
+      </w:r>
+      <w:r>
+        <w:rPr>
+          <w:rFonts w:ascii="Arial" w:hAnsi="Arial" w:cs="Arial"/>
+          <w:b w:val="0"/>
+          <w:i w:val="0"/>
+          <w:sz w:val="22"/>
+          <w:vertAlign w:val="subscript"/>
+        </w:rPr>
+        <w:t xml:space="preserve">BPFO</w:t>
+      </w:r>
+      <w:r>
+        <w:rPr>
+          <w:rFonts w:ascii="Arial" w:hAnsi="Arial" w:cs="Arial"/>
+          <w:b w:val="0"/>
+          <w:i w:val="0"/>
+          <w:sz w:val="22"/>
+        </w:rPr>
+        <w:t xml:space="preserve">=100 Hz dengan intensitas defect yang tumbuh linear dari 0,1 sampai 4,0 lalu terakselerasi eksponensial pada 2 minggu terakhir, meniru progresi Stage 1 menuju Stage 3.</w:t>
       </w:r>
     </w:p>
     <w:p>
@@ -8056,7 +8220,91 @@
           <w:i w:val="0"/>
           <w:sz w:val="22"/>
         </w:rPr>
-        <w:t>menghitung trend seluruh 56 hari untuk RMS, amplitudo BPFO, dan kurtosis, lalu menerapkan tiga threshold alarm (RMS_ALARM=2,8 mm/s; BPFO_ALARM=0,5; KURT_ALARM=8,0) untuk menentukan hari pertama tiap alarm terpicu; hasil tipikal menunjukkan kurtosis dan BPFO alarm lebih dahulu terpicu dibanding RMS, memberi early warning yang lebih panjang.</w:t>
+        <w:t xml:space="preserve">menghitung trend seluruh 56 hari untuk RMS, amplitudo BPFO, dan kurtosis, lalu menerapkan tiga threshold alarm (</w:t>
+      </w:r>
+      <w:r>
+        <w:rPr>
+          <w:rFonts w:ascii="Arial" w:hAnsi="Arial" w:cs="Arial"/>
+          <w:b w:val="0"/>
+          <w:i w:val="0"/>
+          <w:sz w:val="22"/>
+        </w:rPr>
+        <w:t xml:space="preserve">RMS</w:t>
+      </w:r>
+      <w:r>
+        <w:rPr>
+          <w:rFonts w:ascii="Arial" w:hAnsi="Arial" w:cs="Arial"/>
+          <w:b w:val="0"/>
+          <w:i w:val="0"/>
+          <w:sz w:val="22"/>
+          <w:vertAlign w:val="subscript"/>
+        </w:rPr>
+        <w:t xml:space="preserve">ALARM</w:t>
+      </w:r>
+      <w:r>
+        <w:rPr>
+          <w:rFonts w:ascii="Arial" w:hAnsi="Arial" w:cs="Arial"/>
+          <w:b w:val="0"/>
+          <w:i w:val="0"/>
+          <w:sz w:val="22"/>
+        </w:rPr>
+        <w:t xml:space="preserve">=2,8 mm/s; </w:t>
+      </w:r>
+      <w:r>
+        <w:rPr>
+          <w:rFonts w:ascii="Arial" w:hAnsi="Arial" w:cs="Arial"/>
+          <w:b w:val="0"/>
+          <w:i w:val="0"/>
+          <w:sz w:val="22"/>
+        </w:rPr>
+        <w:t xml:space="preserve">BPFO</w:t>
+      </w:r>
+      <w:r>
+        <w:rPr>
+          <w:rFonts w:ascii="Arial" w:hAnsi="Arial" w:cs="Arial"/>
+          <w:b w:val="0"/>
+          <w:i w:val="0"/>
+          <w:sz w:val="22"/>
+          <w:vertAlign w:val="subscript"/>
+        </w:rPr>
+        <w:t xml:space="preserve">ALARM</w:t>
+      </w:r>
+      <w:r>
+        <w:rPr>
+          <w:rFonts w:ascii="Arial" w:hAnsi="Arial" w:cs="Arial"/>
+          <w:b w:val="0"/>
+          <w:i w:val="0"/>
+          <w:sz w:val="22"/>
+        </w:rPr>
+        <w:t xml:space="preserve">=0,5; </w:t>
+      </w:r>
+      <w:r>
+        <w:rPr>
+          <w:rFonts w:ascii="Arial" w:hAnsi="Arial" w:cs="Arial"/>
+          <w:b w:val="0"/>
+          <w:i w:val="0"/>
+          <w:sz w:val="22"/>
+        </w:rPr>
+        <w:t xml:space="preserve">KURT</w:t>
+      </w:r>
+      <w:r>
+        <w:rPr>
+          <w:rFonts w:ascii="Arial" w:hAnsi="Arial" w:cs="Arial"/>
+          <w:b w:val="0"/>
+          <w:i w:val="0"/>
+          <w:sz w:val="22"/>
+          <w:vertAlign w:val="subscript"/>
+        </w:rPr>
+        <w:t xml:space="preserve">ALARM</w:t>
+      </w:r>
+      <w:r>
+        <w:rPr>
+          <w:rFonts w:ascii="Arial" w:hAnsi="Arial" w:cs="Arial"/>
+          <w:b w:val="0"/>
+          <w:i w:val="0"/>
+          <w:sz w:val="22"/>
+        </w:rPr>
+        <w:t xml:space="preserve">=8,0) untuk menentukan hari pertama tiap alarm terpicu; hasil tipikal menunjukkan kurtosis dan BPFO alarm lebih dahulu terpicu dibanding RMS, memberi early warning yang lebih panjang.</w:t>
       </w:r>
     </w:p>
     <w:p>
@@ -10055,7 +10303,35 @@
           <w:i w:val="0"/>
           <w:sz w:val="22"/>
         </w:rPr>
-        <w:t>Dataset referensi (dipakai C1-C10, dibuat sekali di Jupyter, meniru Cell 1 pada Bagian 08):</w:t>
+        <w:t xml:space="preserve">Dataset referensi (dipakai </w:t>
+      </w:r>
+      <w:r>
+        <w:rPr>
+          <w:rFonts w:ascii="Arial" w:hAnsi="Arial" w:cs="Arial"/>
+          <w:b w:val="0"/>
+          <w:i w:val="0"/>
+          <w:sz w:val="22"/>
+        </w:rPr>
+        <w:t xml:space="preserve">C</w:t>
+      </w:r>
+      <w:r>
+        <w:rPr>
+          <w:rFonts w:ascii="Arial" w:hAnsi="Arial" w:cs="Arial"/>
+          <w:b w:val="0"/>
+          <w:i w:val="0"/>
+          <w:sz w:val="22"/>
+          <w:vertAlign w:val="subscript"/>
+        </w:rPr>
+        <w:t xml:space="preserve">1</w:t>
+      </w:r>
+      <w:r>
+        <w:rPr>
+          <w:rFonts w:ascii="Arial" w:hAnsi="Arial" w:cs="Arial"/>
+          <w:b w:val="0"/>
+          <w:i w:val="0"/>
+          <w:sz w:val="22"/>
+        </w:rPr>
+        <w:t xml:space="preserve">-C10, dibuat sekali di Jupyter, meniru Cell 1 pada Bagian 08):</w:t>
       </w:r>
     </w:p>
     <w:p>
@@ -10135,7 +10411,7 @@
           <w:i w:val="0"/>
           <w:sz w:val="17"/>
         </w:rPr>
-        <w:t>N = int(fs * T)</w:t>
+        <w:t xml:space="preserve">N = int(fs·T)</w:t>
       </w:r>
     </w:p>
     <w:p>
@@ -10167,7 +10443,35 @@
           <w:i w:val="0"/>
           <w:sz w:val="17"/>
         </w:rPr>
-        <w:t>f_shaft = 30.0      # Hz</w:t>
+        <w:t xml:space="preserve"/>
+      </w:r>
+      <w:r>
+        <w:rPr>
+          <w:rFonts w:ascii="Consolas" w:hAnsi="Consolas" w:cs="Consolas"/>
+          <w:b w:val="0"/>
+          <w:i w:val="0"/>
+          <w:sz w:val="17"/>
+        </w:rPr>
+        <w:t xml:space="preserve">f</w:t>
+      </w:r>
+      <w:r>
+        <w:rPr>
+          <w:rFonts w:ascii="Consolas" w:hAnsi="Consolas" w:cs="Consolas"/>
+          <w:b w:val="0"/>
+          <w:i w:val="0"/>
+          <w:sz w:val="17"/>
+          <w:vertAlign w:val="subscript"/>
+        </w:rPr>
+        <w:t xml:space="preserve">shaft</w:t>
+      </w:r>
+      <w:r>
+        <w:rPr>
+          <w:rFonts w:ascii="Consolas" w:hAnsi="Consolas" w:cs="Consolas"/>
+          <w:b w:val="0"/>
+          <w:i w:val="0"/>
+          <w:sz w:val="17"/>
+        </w:rPr>
+        <w:t xml:space="preserve"> = 30.0      # Hz</w:t>
       </w:r>
     </w:p>
     <w:p>
@@ -10183,7 +10487,35 @@
           <w:i w:val="0"/>
           <w:sz w:val="17"/>
         </w:rPr>
-        <w:t>f_BPFO = 100.0       # Hz</w:t>
+        <w:t xml:space="preserve"/>
+      </w:r>
+      <w:r>
+        <w:rPr>
+          <w:rFonts w:ascii="Consolas" w:hAnsi="Consolas" w:cs="Consolas"/>
+          <w:b w:val="0"/>
+          <w:i w:val="0"/>
+          <w:sz w:val="17"/>
+        </w:rPr>
+        <w:t xml:space="preserve">f</w:t>
+      </w:r>
+      <w:r>
+        <w:rPr>
+          <w:rFonts w:ascii="Consolas" w:hAnsi="Consolas" w:cs="Consolas"/>
+          <w:b w:val="0"/>
+          <w:i w:val="0"/>
+          <w:sz w:val="17"/>
+          <w:vertAlign w:val="subscript"/>
+        </w:rPr>
+        <w:t xml:space="preserve">BPFO</w:t>
+      </w:r>
+      <w:r>
+        <w:rPr>
+          <w:rFonts w:ascii="Consolas" w:hAnsi="Consolas" w:cs="Consolas"/>
+          <w:b w:val="0"/>
+          <w:i w:val="0"/>
+          <w:sz w:val="17"/>
+        </w:rPr>
+        <w:t xml:space="preserve"> = 100.0       # Hz</w:t>
       </w:r>
     </w:p>
     <w:p>
@@ -10199,7 +10531,35 @@
           <w:i w:val="0"/>
           <w:sz w:val="17"/>
         </w:rPr>
-        <w:t>f_resonance = 5000.0</w:t>
+        <w:t xml:space="preserve"/>
+      </w:r>
+      <w:r>
+        <w:rPr>
+          <w:rFonts w:ascii="Consolas" w:hAnsi="Consolas" w:cs="Consolas"/>
+          <w:b w:val="0"/>
+          <w:i w:val="0"/>
+          <w:sz w:val="17"/>
+        </w:rPr>
+        <w:t xml:space="preserve">f</w:t>
+      </w:r>
+      <w:r>
+        <w:rPr>
+          <w:rFonts w:ascii="Consolas" w:hAnsi="Consolas" w:cs="Consolas"/>
+          <w:b w:val="0"/>
+          <w:i w:val="0"/>
+          <w:sz w:val="17"/>
+          <w:vertAlign w:val="subscript"/>
+        </w:rPr>
+        <w:t xml:space="preserve">resonance</w:t>
+      </w:r>
+      <w:r>
+        <w:rPr>
+          <w:rFonts w:ascii="Consolas" w:hAnsi="Consolas" w:cs="Consolas"/>
+          <w:b w:val="0"/>
+          <w:i w:val="0"/>
+          <w:sz w:val="17"/>
+        </w:rPr>
+        <w:t xml:space="preserve"> = 5000.0</w:t>
       </w:r>
     </w:p>
     <w:p>
@@ -10215,7 +10575,7 @@
           <w:i w:val="0"/>
           <w:sz w:val="17"/>
         </w:rPr>
-        <w:t>bg = (1.5*np.sin(2*np.pi*f_shaft*t) + 0.4*np.sin(2*np.pi*2*f_shaft*t)</w:t>
+        <w:t xml:space="preserve">bg = (1.5·np.sin(2*np.pi*f_shaft*t) + 0.4·np.sin(2*np.pi*2*f_shaft*t)</w:t>
       </w:r>
     </w:p>
     <w:p>
@@ -10231,7 +10591,7 @@
           <w:i w:val="0"/>
           <w:sz w:val="17"/>
         </w:rPr>
-        <w:t xml:space="preserve">      + 0.3*np.random.randn(N))</w:t>
+        <w:t xml:space="preserve">      + 0.3·np.random.randn(N))</w:t>
       </w:r>
     </w:p>
     <w:p>
@@ -10279,7 +10639,35 @@
           <w:i w:val="0"/>
           <w:sz w:val="17"/>
         </w:rPr>
-        <w:t>for k in range(int(T * f_BPFO)):</w:t>
+        <w:t xml:space="preserve">for k in range(int(T·</w:t>
+      </w:r>
+      <w:r>
+        <w:rPr>
+          <w:rFonts w:ascii="Consolas" w:hAnsi="Consolas" w:cs="Consolas"/>
+          <w:b w:val="0"/>
+          <w:i w:val="0"/>
+          <w:sz w:val="17"/>
+        </w:rPr>
+        <w:t xml:space="preserve">f</w:t>
+      </w:r>
+      <w:r>
+        <w:rPr>
+          <w:rFonts w:ascii="Consolas" w:hAnsi="Consolas" w:cs="Consolas"/>
+          <w:b w:val="0"/>
+          <w:i w:val="0"/>
+          <w:sz w:val="17"/>
+          <w:vertAlign w:val="subscript"/>
+        </w:rPr>
+        <w:t xml:space="preserve">BPFO</w:t>
+      </w:r>
+      <w:r>
+        <w:rPr>
+          <w:rFonts w:ascii="Consolas" w:hAnsi="Consolas" w:cs="Consolas"/>
+          <w:b w:val="0"/>
+          <w:i w:val="0"/>
+          <w:sz w:val="17"/>
+        </w:rPr>
+        <w:t xml:space="preserve">)):</w:t>
       </w:r>
     </w:p>
     <w:p>
@@ -10295,7 +10683,35 @@
           <w:i w:val="0"/>
           <w:sz w:val="17"/>
         </w:rPr>
-        <w:t xml:space="preserve">    idx = int(k / f_BPFO * fs)</w:t>
+        <w:t xml:space="preserve">    idx = int(k / </w:t>
+      </w:r>
+      <w:r>
+        <w:rPr>
+          <w:rFonts w:ascii="Consolas" w:hAnsi="Consolas" w:cs="Consolas"/>
+          <w:b w:val="0"/>
+          <w:i w:val="0"/>
+          <w:sz w:val="17"/>
+        </w:rPr>
+        <w:t xml:space="preserve">f</w:t>
+      </w:r>
+      <w:r>
+        <w:rPr>
+          <w:rFonts w:ascii="Consolas" w:hAnsi="Consolas" w:cs="Consolas"/>
+          <w:b w:val="0"/>
+          <w:i w:val="0"/>
+          <w:sz w:val="17"/>
+          <w:vertAlign w:val="subscript"/>
+        </w:rPr>
+        <w:t xml:space="preserve">BPFO</w:t>
+      </w:r>
+      <w:r>
+        <w:rPr>
+          <w:rFonts w:ascii="Consolas" w:hAnsi="Consolas" w:cs="Consolas"/>
+          <w:b w:val="0"/>
+          <w:i w:val="0"/>
+          <w:sz w:val="17"/>
+        </w:rPr>
+        <w:t xml:space="preserve">·fs)</w:t>
       </w:r>
     </w:p>
     <w:p>
@@ -10343,7 +10759,7 @@
           <w:i w:val="0"/>
           <w:sz w:val="17"/>
         </w:rPr>
-        <w:t xml:space="preserve">        impulses[idx:idx+200] += defect_intensity*decay*np.sin(2*np.pi*f_resonance*np.arange(200)/fs)</w:t>
+        <w:t xml:space="preserve">        impulses[idx:idx+200] += defect_intensity·decay·np.sin(2*np.pi*f_resonance*np.arange(200)/fs)</w:t>
       </w:r>
     </w:p>
     <w:p>
@@ -10383,7 +10799,7 @@
           <w:i w:val="0"/>
           <w:sz w:val="22"/>
         </w:rPr>
-        <w:t>Hitung RMS dari sinyal x setelah DC offset dihilangkan (x = x - x.mean()). Cetak nilainya.</w:t>
+        <w:t xml:space="preserve">Hitung RMS dari sinyal x setelah DC offset dihilangkan (x = x - x·mean()). Cetak nilainya.</w:t>
       </w:r>
     </w:p>
     <w:p>
@@ -10419,7 +10835,7 @@
           <w:color w:val="333333"/>
           <w:sz w:val="21"/>
         </w:rPr>
-        <w:t>Hilangkan mean dengan x - x.mean(), lalu RMS = np.sqrt(np.mean(x**2)).</w:t>
+        <w:t xml:space="preserve">Hilangkan mean dengan x - x·mean(), lalu RMS = np.sqrt(np.mean(x**2)).</w:t>
       </w:r>
     </w:p>
     <w:p>
@@ -10599,7 +11015,7 @@
           <w:color w:val="333333"/>
           <w:sz w:val="21"/>
         </w:rPr>
-        <w:t>Bandingkan RMS secara bertingkat: &lt;=1,12 -&gt; A, &lt;=2,80 -&gt; B, &lt;=4,50 -&gt; C, selainnya -&gt; D.</w:t>
+        <w:t xml:space="preserve">Bandingkan RMS secara bertingkat: ≤1,12 → A, ≤2,80 → B, ≤4,50 → C, selainnya → D.</w:t>
       </w:r>
     </w:p>
     <w:p>
@@ -10659,7 +11075,69 @@
           <w:color w:val="333333"/>
           <w:sz w:val="21"/>
         </w:rPr>
-        <w:t>nyq=fs/2; b,a=butter(4,[3000/nyq,7000/nyq],btype="band"); x_bp=filtfilt(b,a,x); lalu hitung RMS x_bp.</w:t>
+        <w:t xml:space="preserve">nyq=fs/2; b,a=butter(4,[3000/nyq,7000/nyq],btype="band"); </w:t>
+      </w:r>
+      <w:r>
+        <w:rPr>
+          <w:rFonts w:ascii="Arial" w:hAnsi="Arial" w:cs="Arial"/>
+          <w:b w:val="0"/>
+          <w:i w:val="0"/>
+          <w:color w:val="333333"/>
+          <w:sz w:val="21"/>
+        </w:rPr>
+        <w:t xml:space="preserve">x</w:t>
+      </w:r>
+      <w:r>
+        <w:rPr>
+          <w:rFonts w:ascii="Arial" w:hAnsi="Arial" w:cs="Arial"/>
+          <w:b w:val="0"/>
+          <w:i w:val="0"/>
+          <w:color w:val="333333"/>
+          <w:sz w:val="21"/>
+          <w:vertAlign w:val="subscript"/>
+        </w:rPr>
+        <w:t xml:space="preserve">bp</w:t>
+      </w:r>
+      <w:r>
+        <w:rPr>
+          <w:rFonts w:ascii="Arial" w:hAnsi="Arial" w:cs="Arial"/>
+          <w:b w:val="0"/>
+          <w:i w:val="0"/>
+          <w:color w:val="333333"/>
+          <w:sz w:val="21"/>
+        </w:rPr>
+        <w:t xml:space="preserve">=filtfilt(b,a,x); lalu hitung RMS </w:t>
+      </w:r>
+      <w:r>
+        <w:rPr>
+          <w:rFonts w:ascii="Arial" w:hAnsi="Arial" w:cs="Arial"/>
+          <w:b w:val="0"/>
+          <w:i w:val="0"/>
+          <w:color w:val="333333"/>
+          <w:sz w:val="21"/>
+        </w:rPr>
+        <w:t xml:space="preserve">x</w:t>
+      </w:r>
+      <w:r>
+        <w:rPr>
+          <w:rFonts w:ascii="Arial" w:hAnsi="Arial" w:cs="Arial"/>
+          <w:b w:val="0"/>
+          <w:i w:val="0"/>
+          <w:color w:val="333333"/>
+          <w:sz w:val="21"/>
+          <w:vertAlign w:val="subscript"/>
+        </w:rPr>
+        <w:t xml:space="preserve">bp</w:t>
+      </w:r>
+      <w:r>
+        <w:rPr>
+          <w:rFonts w:ascii="Arial" w:hAnsi="Arial" w:cs="Arial"/>
+          <w:b w:val="0"/>
+          <w:i w:val="0"/>
+          <w:color w:val="333333"/>
+          <w:sz w:val="21"/>
+        </w:rPr>
+        <w:t xml:space="preserve">.</w:t>
       </w:r>
     </w:p>
     <w:p>
@@ -10779,7 +11257,7 @@
           <w:color w:val="333333"/>
           <w:sz w:val="21"/>
         </w:rPr>
-        <w:t>env_centered = env - env.mean(); ENV=np.fft.rfft(env_centered); freqs=np.fft.rfftfreq(len(env),d=1/fs); ambil np.abs(ENV)*2/len(env) pada mask 95&lt;freqs&lt;105 lalu ambil max.</w:t>
+        <w:t xml:space="preserve">env_centered = env - env.mean(); ENV=np.fft.rfft(env_centered); freqs=np.fft.rfftfreq(len(env),d=1/fs); ambil np.abs(ENV)·2/len(env) pada mask 95&lt;freqs&lt;105 lalu ambil max.</w:t>
       </w:r>
     </w:p>
     <w:p>
@@ -10803,7 +11281,35 @@
           <w:i w:val="0"/>
           <w:sz w:val="22"/>
         </w:rPr>
-        <w:t>Berdasarkan nilai kurtosis dari C3 dan crest factor dari C2, tentukan apakah decision tree Bagian 05 mengarahkan ke envelope analysis (True jika kurtosis &gt; 8 DAN crest &gt; 6). Cetak hasil boolean-nya.</w:t>
+        <w:t xml:space="preserve">Berdasarkan nilai kurtosis dari C3 dan crest factor dari </w:t>
+      </w:r>
+      <w:r>
+        <w:rPr>
+          <w:rFonts w:ascii="Arial" w:hAnsi="Arial" w:cs="Arial"/>
+          <w:b w:val="0"/>
+          <w:i w:val="0"/>
+          <w:sz w:val="22"/>
+        </w:rPr>
+        <w:t xml:space="preserve">C</w:t>
+      </w:r>
+      <w:r>
+        <w:rPr>
+          <w:rFonts w:ascii="Arial" w:hAnsi="Arial" w:cs="Arial"/>
+          <w:b w:val="0"/>
+          <w:i w:val="0"/>
+          <w:sz w:val="22"/>
+          <w:vertAlign w:val="subscript"/>
+        </w:rPr>
+        <w:t xml:space="preserve">2</w:t>
+      </w:r>
+      <w:r>
+        <w:rPr>
+          <w:rFonts w:ascii="Arial" w:hAnsi="Arial" w:cs="Arial"/>
+          <w:b w:val="0"/>
+          <w:i w:val="0"/>
+          <w:sz w:val="22"/>
+        </w:rPr>
+        <w:t xml:space="preserve">, tentukan apakah decision tree Bagian 05 mengarahkan ke envelope analysis (True jika kurtosis &gt; 8 DAN crest &gt; 6). Cetak hasil boolean-nya.</w:t>
       </w:r>
     </w:p>
     <w:p>
@@ -10839,7 +11345,69 @@
           <w:color w:val="333333"/>
           <w:sz w:val="21"/>
         </w:rPr>
-        <w:t>Bandingkan kurt (C3) dengan 8 dan crest (C2) dengan 6 memakai operator "and" Python, cetak hasilnya.</w:t>
+        <w:t xml:space="preserve">Bandingkan kurt (</w:t>
+      </w:r>
+      <w:r>
+        <w:rPr>
+          <w:rFonts w:ascii="Arial" w:hAnsi="Arial" w:cs="Arial"/>
+          <w:b w:val="0"/>
+          <w:i w:val="0"/>
+          <w:color w:val="333333"/>
+          <w:sz w:val="21"/>
+        </w:rPr>
+        <w:t xml:space="preserve">C</w:t>
+      </w:r>
+      <w:r>
+        <w:rPr>
+          <w:rFonts w:ascii="Arial" w:hAnsi="Arial" w:cs="Arial"/>
+          <w:b w:val="0"/>
+          <w:i w:val="0"/>
+          <w:color w:val="333333"/>
+          <w:sz w:val="21"/>
+          <w:vertAlign w:val="subscript"/>
+        </w:rPr>
+        <w:t xml:space="preserve">3</w:t>
+      </w:r>
+      <w:r>
+        <w:rPr>
+          <w:rFonts w:ascii="Arial" w:hAnsi="Arial" w:cs="Arial"/>
+          <w:b w:val="0"/>
+          <w:i w:val="0"/>
+          <w:color w:val="333333"/>
+          <w:sz w:val="21"/>
+        </w:rPr>
+        <w:t xml:space="preserve">) dengan 8 dan crest (</w:t>
+      </w:r>
+      <w:r>
+        <w:rPr>
+          <w:rFonts w:ascii="Arial" w:hAnsi="Arial" w:cs="Arial"/>
+          <w:b w:val="0"/>
+          <w:i w:val="0"/>
+          <w:color w:val="333333"/>
+          <w:sz w:val="21"/>
+        </w:rPr>
+        <w:t xml:space="preserve">C</w:t>
+      </w:r>
+      <w:r>
+        <w:rPr>
+          <w:rFonts w:ascii="Arial" w:hAnsi="Arial" w:cs="Arial"/>
+          <w:b w:val="0"/>
+          <w:i w:val="0"/>
+          <w:color w:val="333333"/>
+          <w:sz w:val="21"/>
+          <w:vertAlign w:val="subscript"/>
+        </w:rPr>
+        <w:t xml:space="preserve">2</w:t>
+      </w:r>
+      <w:r>
+        <w:rPr>
+          <w:rFonts w:ascii="Arial" w:hAnsi="Arial" w:cs="Arial"/>
+          <w:b w:val="0"/>
+          <w:i w:val="0"/>
+          <w:color w:val="333333"/>
+          <w:sz w:val="21"/>
+        </w:rPr>
+        <w:t xml:space="preserve">) dengan 6 memakai operator "and" Python, cetak hasilnya.</w:t>
       </w:r>
     </w:p>
     <w:p>
@@ -10959,7 +11527,7 @@
           <w:color w:val="333333"/>
           <w:sz w:val="21"/>
         </w:rPr>
-        <w:t>bytes_per_second = fs * 3 * jumlah_channel; total_bytes = bytes_per_second * 86400; konversi ke MB dengan dibagi 1024**2.</w:t>
+        <w:t xml:space="preserve">bytes_per_second = fs·3·jumlah_channel; total_bytes = bytes_per_second·86400; konversi ke MB dengan dibagi 1024**2.</w:t>
       </w:r>
     </w:p>
     <w:p>
@@ -11050,7 +11618,69 @@
           <w:color w:val="333333"/>
           <w:sz w:val="21"/>
         </w:rPr>
-        <w:t>Susun fungsi lengkap mengikuti langkah C1-C7 (Bagian B) sekaligus dalam satu fungsi, mengembalikan dict dengan lima key yang diminta.</w:t>
+        <w:t xml:space="preserve">Susun fungsi lengkap mengikuti langkah </w:t>
+      </w:r>
+      <w:r>
+        <w:rPr>
+          <w:rFonts w:ascii="Arial" w:hAnsi="Arial" w:cs="Arial"/>
+          <w:b w:val="0"/>
+          <w:i w:val="0"/>
+          <w:color w:val="333333"/>
+          <w:sz w:val="21"/>
+        </w:rPr>
+        <w:t xml:space="preserve">C</w:t>
+      </w:r>
+      <w:r>
+        <w:rPr>
+          <w:rFonts w:ascii="Arial" w:hAnsi="Arial" w:cs="Arial"/>
+          <w:b w:val="0"/>
+          <w:i w:val="0"/>
+          <w:color w:val="333333"/>
+          <w:sz w:val="21"/>
+          <w:vertAlign w:val="subscript"/>
+        </w:rPr>
+        <w:t xml:space="preserve">1</w:t>
+      </w:r>
+      <w:r>
+        <w:rPr>
+          <w:rFonts w:ascii="Arial" w:hAnsi="Arial" w:cs="Arial"/>
+          <w:b w:val="0"/>
+          <w:i w:val="0"/>
+          <w:color w:val="333333"/>
+          <w:sz w:val="21"/>
+        </w:rPr>
+        <w:t xml:space="preserve">-</w:t>
+      </w:r>
+      <w:r>
+        <w:rPr>
+          <w:rFonts w:ascii="Arial" w:hAnsi="Arial" w:cs="Arial"/>
+          <w:b w:val="0"/>
+          <w:i w:val="0"/>
+          <w:color w:val="333333"/>
+          <w:sz w:val="21"/>
+        </w:rPr>
+        <w:t xml:space="preserve">C</w:t>
+      </w:r>
+      <w:r>
+        <w:rPr>
+          <w:rFonts w:ascii="Arial" w:hAnsi="Arial" w:cs="Arial"/>
+          <w:b w:val="0"/>
+          <w:i w:val="0"/>
+          <w:color w:val="333333"/>
+          <w:sz w:val="21"/>
+          <w:vertAlign w:val="subscript"/>
+        </w:rPr>
+        <w:t xml:space="preserve">7</w:t>
+      </w:r>
+      <w:r>
+        <w:rPr>
+          <w:rFonts w:ascii="Arial" w:hAnsi="Arial" w:cs="Arial"/>
+          <w:b w:val="0"/>
+          <w:i w:val="0"/>
+          <w:color w:val="333333"/>
+          <w:sz w:val="21"/>
+        </w:rPr>
+        <w:t xml:space="preserve"> (Bagian B) sekaligus dalam satu fungsi, mengembalikan dict dengan lima key yang diminta.</w:t>
       </w:r>
     </w:p>
     <w:p>
@@ -11134,7 +11764,7 @@
           <w:i w:val="0"/>
           <w:sz w:val="22"/>
         </w:rPr>
-        <w:t>Implementasikan simulasi trend 56 hari mengikuti pola Cell 1: defect_intensity = np.linspace(0.1, 4.0, 56) dengan 14 hari terakhir dikalikan (1 + 0,3*np.arange(14)), np.random.seed(42), lalu bangun rms_trend sintetis rms_trend = 1,0 + 0,28*defect_intensity + noise kecil. Hitung pada hari keberapa (indeks 0-55) rms_trend PERTAMA KALI melebihi RMS_ALARM=2,8. Cetak indeks hari tersebut.</w:t>
+        <w:t xml:space="preserve">Implementasikan simulasi trend 56 hari mengikuti pola Cell 1: defect_intensity = np.linspace(0.1, 4.0, 56) dengan 14 hari terakhir dikalikan (1 + 0,3·np.arange(14)), np.random.seed(42), lalu bangun rms_trend sintetis rms_trend = 1,0 + 0,28·defect_intensity + noise kecil. Hitung pada hari keberapa (indeks 0-55) rms_trend PERTAMA KALI melebihi RMS_ALARM=2,8. Cetak indeks hari tersebut.</w:t>
       </w:r>
     </w:p>
     <w:p>
@@ -11254,7 +11884,7 @@
           <w:i w:val="0"/>
           <w:sz w:val="22"/>
         </w:rPr>
-        <w:t>Implementasikan pipeline CM lengkap end-to-end: (1) bangun ulang rms_trend dan kurt_trend 56 hari mengikuti pola Cell 1 dan Cell 3 (kurt_trend = 3,0 + 0,15*defect_intensity + noise kecil, np.random.seed(7) untuk noise kurtosis), (2) tentukan hari pertama alarm RMS (&gt;2,8) dan alarm Kurtosis (&gt;8,0) masing-masing terpicu, (3) hitung RUL dari hari terakhir memakai metode C14, (4) cetak kesimpulan mana alarm yang terpicu lebih dahulu (RMS atau Kurtosis) beserta selisih harinya, dan nilai RUL akhir.</w:t>
+        <w:t xml:space="preserve">Implementasikan pipeline CM lengkap end-to-end: (1) bangun ulang rms_trend dan kurt_trend 56 hari mengikuti pola Cell 1 dan Cell 3 (kurt_trend = 3,0 + 0,15·defect_intensity + noise kecil, np.random.seed(7) untuk noise kurtosis), (2) tentukan hari pertama alarm RMS (&gt;2,8) dan alarm Kurtosis (&gt;8,0) masing-masing terpicu, (3) hitung RUL dari hari terakhir memakai metode C14, (4) cetak kesimpulan mana alarm yang terpicu lebih dahulu (RMS atau Kurtosis) beserta selisih harinya, dan nilai RUL akhir.</w:t>
       </w:r>
     </w:p>
     <w:p>
@@ -11363,7 +11993,7 @@
           <w:color w:val="0563C1"/>
           <w:sz w:val="21"/>
         </w:rPr>
-        <w:t xml:space="preserve"> https://doi.org/10.1016/j.heliyon.2023.e17584</w:t>
+        <w:t xml:space="preserve"> https://doi.org/10.1016/j·heliyon.2023·e17584</w:t>
       </w:r>
     </w:p>
     <w:p>

--- a/Getaran-Mekanik/Modul-Word/Modul-14-Condition-Monitoring-dan-Diagnosis-Kerusakan-Mesin-Industri.docx
+++ b/Getaran-Mekanik/Modul-Word/Modul-14-Condition-Monitoring-dan-Diagnosis-Kerusakan-Mesin-Industri.docx
@@ -10575,7 +10575,7 @@
           <w:i w:val="0"/>
           <w:sz w:val="17"/>
         </w:rPr>
-        <w:t xml:space="preserve">bg = (1.5·np.sin(2*np.pi*f_shaft*t) + 0.4·np.sin(2*np.pi*2*f_shaft*t)</w:t>
+        <w:t>bg = (1.5*np.sin(2*np.pi*f_shaft*t) + 0.4*np.sin(2*np.pi*2*f_shaft*t)</w:t>
       </w:r>
     </w:p>
     <w:p>
@@ -10591,7 +10591,7 @@
           <w:i w:val="0"/>
           <w:sz w:val="17"/>
         </w:rPr>
-        <w:t xml:space="preserve">      + 0.3·np.random.randn(N))</w:t>
+        <w:t xml:space="preserve">      + 0.3*np.random.randn(N))</w:t>
       </w:r>
     </w:p>
     <w:p>
@@ -10759,7 +10759,7 @@
           <w:i w:val="0"/>
           <w:sz w:val="17"/>
         </w:rPr>
-        <w:t xml:space="preserve">        impulses[idx:idx+200] += defect_intensity·decay·np.sin(2*np.pi*f_resonance*np.arange(200)/fs)</w:t>
+        <w:t xml:space="preserve">        impulses[idx:idx+200] += defect_intensity*decay*np.sin(2*np.pi*f_resonance*np.arange(200)/fs)</w:t>
       </w:r>
     </w:p>
     <w:p>
@@ -10799,7 +10799,7 @@
           <w:i w:val="0"/>
           <w:sz w:val="22"/>
         </w:rPr>
-        <w:t xml:space="preserve">Hitung RMS dari sinyal x setelah DC offset dihilangkan (x = x - x·mean()). Cetak nilainya.</w:t>
+        <w:t>Hitung RMS dari sinyal x setelah DC offset dihilangkan (x = x - x.mean()). Cetak nilainya.</w:t>
       </w:r>
     </w:p>
     <w:p>
@@ -10835,7 +10835,7 @@
           <w:color w:val="333333"/>
           <w:sz w:val="21"/>
         </w:rPr>
-        <w:t xml:space="preserve">Hilangkan mean dengan x - x·mean(), lalu RMS = np.sqrt(np.mean(x**2)).</w:t>
+        <w:t>Hilangkan mean dengan x - x.mean(), lalu RMS = np.sqrt(np.mean(x**2)).</w:t>
       </w:r>
     </w:p>
     <w:p>
@@ -11257,7 +11257,7 @@
           <w:color w:val="333333"/>
           <w:sz w:val="21"/>
         </w:rPr>
-        <w:t xml:space="preserve">env_centered = env - env.mean(); ENV=np.fft.rfft(env_centered); freqs=np.fft.rfftfreq(len(env),d=1/fs); ambil np.abs(ENV)·2/len(env) pada mask 95&lt;freqs&lt;105 lalu ambil max.</w:t>
+        <w:t>env_centered = env - env.mean(); ENV=np.fft.rfft(env_centered); freqs=np.fft.rfftfreq(len(env),d=1/fs); ambil np.abs(ENV)*2/len(env) pada mask 95&lt;freqs&lt;105 lalu ambil max.</w:t>
       </w:r>
     </w:p>
     <w:p>
@@ -11527,7 +11527,7 @@
           <w:color w:val="333333"/>
           <w:sz w:val="21"/>
         </w:rPr>
-        <w:t xml:space="preserve">bytes_per_second = fs·3·jumlah_channel; total_bytes = bytes_per_second·86400; konversi ke MB dengan dibagi 1024**2.</w:t>
+        <w:t>bytes_per_second = fs * 3 * jumlah_channel; total_bytes = bytes_per_second * 86400; konversi ke MB dengan dibagi 1024**2.</w:t>
       </w:r>
     </w:p>
     <w:p>
@@ -11764,7 +11764,7 @@
           <w:i w:val="0"/>
           <w:sz w:val="22"/>
         </w:rPr>
-        <w:t xml:space="preserve">Implementasikan simulasi trend 56 hari mengikuti pola Cell 1: defect_intensity = np.linspace(0.1, 4.0, 56) dengan 14 hari terakhir dikalikan (1 + 0,3·np.arange(14)), np.random.seed(42), lalu bangun rms_trend sintetis rms_trend = 1,0 + 0,28·defect_intensity + noise kecil. Hitung pada hari keberapa (indeks 0-55) rms_trend PERTAMA KALI melebihi RMS_ALARM=2,8. Cetak indeks hari tersebut.</w:t>
+        <w:t>Implementasikan simulasi trend 56 hari mengikuti pola Cell 1: defect_intensity = np.linspace(0.1, 4.0, 56) dengan 14 hari terakhir dikalikan (1 + 0,3*np.arange(14)), np.random.seed(42), lalu bangun rms_trend sintetis rms_trend = 1,0 + 0,28*defect_intensity + noise kecil. Hitung pada hari keberapa (indeks 0-55) rms_trend PERTAMA KALI melebihi RMS_ALARM=2,8. Cetak indeks hari tersebut.</w:t>
       </w:r>
     </w:p>
     <w:p>
@@ -11884,7 +11884,7 @@
           <w:i w:val="0"/>
           <w:sz w:val="22"/>
         </w:rPr>
-        <w:t xml:space="preserve">Implementasikan pipeline CM lengkap end-to-end: (1) bangun ulang rms_trend dan kurt_trend 56 hari mengikuti pola Cell 1 dan Cell 3 (kurt_trend = 3,0 + 0,15·defect_intensity + noise kecil, np.random.seed(7) untuk noise kurtosis), (2) tentukan hari pertama alarm RMS (&gt;2,8) dan alarm Kurtosis (&gt;8,0) masing-masing terpicu, (3) hitung RUL dari hari terakhir memakai metode C14, (4) cetak kesimpulan mana alarm yang terpicu lebih dahulu (RMS atau Kurtosis) beserta selisih harinya, dan nilai RUL akhir.</w:t>
+        <w:t>Implementasikan pipeline CM lengkap end-to-end: (1) bangun ulang rms_trend dan kurt_trend 56 hari mengikuti pola Cell 1 dan Cell 3 (kurt_trend = 3,0 + 0,15*defect_intensity + noise kecil, np.random.seed(7) untuk noise kurtosis), (2) tentukan hari pertama alarm RMS (&gt;2,8) dan alarm Kurtosis (&gt;8,0) masing-masing terpicu, (3) hitung RUL dari hari terakhir memakai metode C14, (4) cetak kesimpulan mana alarm yang terpicu lebih dahulu (RMS atau Kurtosis) beserta selisih harinya, dan nilai RUL akhir.</w:t>
       </w:r>
     </w:p>
     <w:p>

--- a/Getaran-Mekanik/Modul-Word/Modul-14-Condition-Monitoring-dan-Diagnosis-Kerusakan-Mesin-Industri.docx
+++ b/Getaran-Mekanik/Modul-Word/Modul-14-Condition-Monitoring-dan-Diagnosis-Kerusakan-Mesin-Industri.docx
@@ -6744,6 +6744,15 @@
         </w:rPr>
         <w:t>Tujuan akhir PdM bukan hanya mendeteksi fault, tetapi memprediksi kapan mesin akan mengalami failure, yaitu Remaining Useful Life (RUL). Estimasi RUL memungkinkan penjadwalan optimal: maintenance dilakukan tepat sebelum failure, bukan terlalu cepat (waste kapasitas komponen yang masih sehat) atau terlambat (downtime tak terduga).</w:t>
       </w:r>
+      <w:r>
+        <w:rPr>
+          <w:rFonts w:ascii="Arial" w:hAnsi="Arial" w:cs="Arial"/>
+          <w:b w:val="0"/>
+          <w:i w:val="0"/>
+          <w:sz w:val="22"/>
+        </w:rPr>
+        <w:t xml:space="preserve"> Bentuk ringkasnya dituliskan pada Persamaan (2).</w:t>
+      </w:r>
     </w:p>
     <w:p>
       <w:pPr>
@@ -6790,6 +6799,16 @@
           <w:sz w:val="22"/>
         </w:rPr>
         <w:t xml:space="preserve"> − t</w:t>
+      </w:r>
+      <w:r>
+        <w:rPr>
+          <w:rFonts w:ascii="Arial" w:hAnsi="Arial" w:cs="Arial"/>
+          <w:b/>
+          <w:i/>
+          <w:color w:val="305496"/>
+          <w:sz w:val="22"/>
+        </w:rPr>
+        <w:t xml:space="preserve">   (2)</w:t>
       </w:r>
     </w:p>
     <w:p>
@@ -7416,7 +7435,7 @@
           <w:i w:val="0"/>
           <w:sz w:val="22"/>
         </w:rPr>
-        <w:t xml:space="preserve"> Bentuk ringkasnya dituliskan pada Persamaan (2).</w:t>
+        <w:t xml:space="preserve"> Persamaan (3) memadatkan aturan tersebut.</w:t>
       </w:r>
     </w:p>
     <w:p>
@@ -7453,7 +7472,7 @@
           <w:color w:val="305496"/>
           <w:sz w:val="22"/>
         </w:rPr>
-        <w:t xml:space="preserve">   (2)</w:t>
+        <w:t xml:space="preserve">   (3)</w:t>
       </w:r>
     </w:p>
     <w:p>

--- a/Getaran-Mekanik/Modul-Word/Modul-14-Condition-Monitoring-dan-Diagnosis-Kerusakan-Mesin-Industri.docx
+++ b/Getaran-Mekanik/Modul-Word/Modul-14-Condition-Monitoring-dan-Diagnosis-Kerusakan-Mesin-Industri.docx
@@ -4640,8 +4640,11 @@
     </w:p>
     <w:p>
       <w:pPr>
+        <w:tabs>
+          <w:tab w:val="center" w:pos="4393"/>
+          <w:tab w:val="right" w:pos="8787"/>
+        </w:tabs>
         <w:spacing w:before="40" w:after="120"/>
-        <w:jc w:val="center"/>
       </w:pPr>
       <w:r>
         <w:rPr>
@@ -4651,7 +4654,7 @@
           <w:color w:val="305496"/>
           <w:sz w:val="22"/>
         </w:rPr>
-        <w:t>AAF cutoff ≈ fs / 2,5</w:t>
+        <w:tab/>
       </w:r>
       <w:r>
         <w:rPr>
@@ -4661,7 +4664,18 @@
           <w:color w:val="305496"/>
           <w:sz w:val="22"/>
         </w:rPr>
-        <w:t xml:space="preserve">   (1)</w:t>
+        <w:t>AAF cutoff ≈ fs / 2,5</w:t>
+      </w:r>
+      <w:r>
+        <w:rPr>
+          <w:rFonts w:ascii="Arial" w:hAnsi="Arial" w:cs="Arial"/>
+          <w:b/>
+          <w:i/>
+          <w:color w:val="305496"/>
+          <w:sz w:val="22"/>
+        </w:rPr>
+        <w:tab/>
+        <w:t xml:space="preserve">(1)</w:t>
       </w:r>
     </w:p>
     <w:p>
@@ -6756,8 +6770,11 @@
     </w:p>
     <w:p>
       <w:pPr>
+        <w:tabs>
+          <w:tab w:val="center" w:pos="4393"/>
+          <w:tab w:val="right" w:pos="8787"/>
+        </w:tabs>
         <w:spacing w:before="40" w:after="120"/>
-        <w:jc w:val="center"/>
       </w:pPr>
       <w:r>
         <w:rPr>
@@ -6767,7 +6784,7 @@
           <w:color w:val="305496"/>
           <w:sz w:val="22"/>
         </w:rPr>
-        <w:t xml:space="preserve">RUL(t) = </w:t>
+        <w:tab/>
       </w:r>
       <w:r>
         <w:rPr>
@@ -6777,7 +6794,7 @@
           <w:color w:val="305496"/>
           <w:sz w:val="22"/>
         </w:rPr>
-        <w:t xml:space="preserve">T</w:t>
+        <w:t xml:space="preserve">RUL(t) = </w:t>
       </w:r>
       <w:r>
         <w:rPr>
@@ -6786,9 +6803,8 @@
           <w:i/>
           <w:color w:val="305496"/>
           <w:sz w:val="22"/>
-          <w:vertAlign w:val="subscript"/>
-        </w:rPr>
-        <w:t xml:space="preserve">failure</w:t>
+        </w:rPr>
+        <w:t xml:space="preserve">T</w:t>
       </w:r>
       <w:r>
         <w:rPr>
@@ -6797,8 +6813,9 @@
           <w:i/>
           <w:color w:val="305496"/>
           <w:sz w:val="22"/>
-        </w:rPr>
-        <w:t xml:space="preserve"> − t</w:t>
+          <w:vertAlign w:val="subscript"/>
+        </w:rPr>
+        <w:t xml:space="preserve">failure</w:t>
       </w:r>
       <w:r>
         <w:rPr>
@@ -6808,7 +6825,18 @@
           <w:color w:val="305496"/>
           <w:sz w:val="22"/>
         </w:rPr>
-        <w:t xml:space="preserve">   (2)</w:t>
+        <w:t xml:space="preserve"> − t</w:t>
+      </w:r>
+      <w:r>
+        <w:rPr>
+          <w:rFonts w:ascii="Arial" w:hAnsi="Arial" w:cs="Arial"/>
+          <w:b/>
+          <w:i/>
+          <w:color w:val="305496"/>
+          <w:sz w:val="22"/>
+        </w:rPr>
+        <w:tab/>
+        <w:t xml:space="preserve">(2)</w:t>
       </w:r>
     </w:p>
     <w:p>
@@ -7440,8 +7468,11 @@
     </w:p>
     <w:p>
       <w:pPr>
+        <w:tabs>
+          <w:tab w:val="center" w:pos="4393"/>
+          <w:tab w:val="right" w:pos="8787"/>
+        </w:tabs>
         <w:spacing w:before="40" w:after="120"/>
-        <w:jc w:val="center"/>
       </w:pPr>
       <w:r>
         <w:rPr>
@@ -7451,7 +7482,7 @@
           <w:color w:val="305496"/>
           <w:sz w:val="22"/>
         </w:rPr>
-        <w:t xml:space="preserve">da/dN = C · (ΔK)</w:t>
+        <w:tab/>
       </w:r>
       <w:r>
         <w:rPr>
@@ -7460,9 +7491,8 @@
           <w:i/>
           <w:color w:val="305496"/>
           <w:sz w:val="22"/>
-          <w:vertAlign w:val="superscript"/>
-        </w:rPr>
-        <w:t xml:space="preserve">m</w:t>
+        </w:rPr>
+        <w:t xml:space="preserve">da/dN = C · (ΔK)</w:t>
       </w:r>
       <w:r>
         <w:rPr>
@@ -7471,8 +7501,20 @@
           <w:i/>
           <w:color w:val="305496"/>
           <w:sz w:val="22"/>
-        </w:rPr>
-        <w:t xml:space="preserve">   (3)</w:t>
+          <w:vertAlign w:val="superscript"/>
+        </w:rPr>
+        <w:t xml:space="preserve">m</w:t>
+      </w:r>
+      <w:r>
+        <w:rPr>
+          <w:rFonts w:ascii="Arial" w:hAnsi="Arial" w:cs="Arial"/>
+          <w:b/>
+          <w:i/>
+          <w:color w:val="305496"/>
+          <w:sz w:val="22"/>
+        </w:rPr>
+        <w:tab/>
+        <w:t xml:space="preserve">(3)</w:t>
       </w:r>
     </w:p>
     <w:p>

--- a/Getaran-Mekanik/Modul-Word/Modul-14-Condition-Monitoring-dan-Diagnosis-Kerusakan-Mesin-Industri.docx
+++ b/Getaran-Mekanik/Modul-Word/Modul-14-Condition-Monitoring-dan-Diagnosis-Kerusakan-Mesin-Industri.docx
@@ -2579,45 +2579,65 @@
     <w:p>
       <w:pPr>
         <w:pBdr>
-          <w:top w:val="single" w:sz="8" w:space="6" w:color="2E9E6B"/>
-          <w:left w:val="single" w:sz="8" w:space="6" w:color="2E9E6B"/>
-          <w:bottom w:val="single" w:sz="8" w:space="6" w:color="2E9E6B"/>
-          <w:right w:val="single" w:sz="8" w:space="6" w:color="2E9E6B"/>
+          <w:top w:val="single" w:sz="6" w:space="10" w:color="BFE3D0"/>
+          <w:left w:val="single" w:sz="24" w:space="12" w:color="1F7A55"/>
+          <w:bottom w:val="single" w:sz="6" w:space="10" w:color="BFE3D0"/>
+          <w:right w:val="single" w:sz="6" w:space="10" w:color="BFE3D0"/>
         </w:pBdr>
-        <w:shd w:val="clear" w:fill="EAF7F0"/>
-        <w:spacing w:before="80" w:after="240"/>
-      </w:pPr>
-      <w:r>
-        <w:rPr>
-          <w:rFonts w:ascii="Arial" w:hAnsi="Arial" w:cs="Arial"/>
-          <w:b/>
-          <w:i w:val="0"/>
-          <w:color w:val="1F3864"/>
-          <w:sz w:val="21"/>
-        </w:rPr>
-        <w:t xml:space="preserve">🔗 Modul Interaktif: </w:t>
+        <w:shd w:val="clear" w:fill="F1FAF5"/>
+        <w:spacing w:before="140" w:after="60" w:line="264" w:lineRule="auto"/>
+        <w:ind w:left="170" w:right="170"/>
+        <w:jc w:val="left"/>
+      </w:pPr>
+      <w:r>
+        <w:rPr>
+          <w:rFonts w:ascii="Arial" w:hAnsi="Arial" w:cs="Arial"/>
+          <w:b/>
+          <w:i w:val="0"/>
+          <w:color w:val="1F7A55"/>
+          <w:sz w:val="17"/>
+          <w:spacing w:val="30"/>
+        </w:rPr>
+        <w:t xml:space="preserve">🔗 MODUL INTERAKTIF</w:t>
+      </w:r>
+      <w:r>
+        <w:br/>
       </w:r>
       <w:hyperlink r:id="rId19">
         <w:r>
           <w:rPr>
             <w:rFonts w:ascii="Arial" w:hAnsi="Arial" w:cs="Arial"/>
-            <w:sz w:val="22"/>
+            <w:b/>
             <w:color w:val="0563C1"/>
+            <w:sz w:val="20"/>
             <w:u w:val="single"/>
-            <w:b/>
           </w:rPr>
           <w:t xml:space="preserve">https://dedik-romahadi.github.io/Mechanical-Engineering-Courses/Getaran-Mekanik/Modul/Modul-14.html</w:t>
         </w:r>
       </w:hyperlink>
-      <w:r>
-        <w:rPr>
-          <w:rFonts w:ascii="Arial" w:hAnsi="Arial" w:cs="Arial"/>
-          <w:b w:val="0"/>
-          <w:i w:val="0"/>
-          <w:color w:val="333333"/>
-          <w:sz w:val="20"/>
-        </w:rPr>
-        <w:t>. Pada layar masuk, pilih tombol “👁️ Mode Preview (Tanpa Login)” untuk melihat modul lengkap (animasi, kalkulator interaktif, editor kode Python langsung di browser) tanpa perlu akun. Soal pada Mode Preview bersifat tampilan saja; jawaban benar/salah dan poin tidak aktif.</w:t>
+    </w:p>
+    <w:p>
+      <w:pPr>
+        <w:pBdr>
+          <w:top w:val="single" w:sz="6" w:space="10" w:color="BFE3D0"/>
+          <w:left w:val="single" w:sz="24" w:space="12" w:color="1F7A55"/>
+          <w:bottom w:val="single" w:sz="6" w:space="10" w:color="BFE3D0"/>
+          <w:right w:val="single" w:sz="6" w:space="10" w:color="BFE3D0"/>
+        </w:pBdr>
+        <w:shd w:val="clear" w:fill="F1FAF5"/>
+        <w:spacing w:before="0" w:after="140" w:line="264" w:lineRule="auto"/>
+        <w:ind w:left="170" w:right="170"/>
+        <w:jc w:val="left"/>
+      </w:pPr>
+      <w:r>
+        <w:rPr>
+          <w:rFonts w:ascii="Arial" w:hAnsi="Arial" w:cs="Arial"/>
+          <w:b w:val="0"/>
+          <w:i w:val="0"/>
+          <w:color w:val="44525F"/>
+          <w:sz w:val="19"/>
+        </w:rPr>
+        <w:t xml:space="preserve">Pada layar masuk, pilih tombol “👁️ Mode Preview (Tanpa Login)” untuk melihat modul lengkap (animasi, kalkulator interaktif, editor kode Python langsung di browser) tanpa perlu akun. Soal pada Mode Preview bersifat tampilan saja; jawaban benar/salah dan poin tidak aktif.</w:t>
       </w:r>
     </w:p>
     <w:p>
